--- a/Module-5/Module 5.2 Assignment/Baldree_Mod5.2_CSD340_TylerBettis.docx
+++ b/Module-5/Module 5.2 Assignment/Baldree_Mod5.2_CSD340_TylerBettis.docx
@@ -1838,14 +1838,23 @@
       <w:r>
         <w:rPr>
           <w:rFonts w:ascii="Times New Roman" w:eastAsia="Times New Roman" w:hAnsi="Times New Roman" w:cs="Times New Roman"/>
+          <w:kern w:val="0"/>
+          <w14:ligatures w14:val="none"/>
+        </w:rPr>
+        <w:t xml:space="preserve"> </w:t>
+      </w:r>
+      <w:r>
+        <w:rPr>
+          <w:rFonts w:ascii="Times New Roman" w:eastAsia="Times New Roman" w:hAnsi="Times New Roman" w:cs="Times New Roman"/>
           <w:noProof/>
           <w:kern w:val="0"/>
+          <w:u w:val="single"/>
         </w:rPr>
         <w:drawing>
-          <wp:inline distT="0" distB="0" distL="0" distR="0" wp14:anchorId="35B5749A" wp14:editId="1BF1AB59">
-            <wp:extent cx="1669943" cy="1252457"/>
-            <wp:effectExtent l="5398" t="0" r="0" b="0"/>
-            <wp:docPr id="167431247" name="Picture 8" descr="A drawing on a white paper&#10;&#10;AI-generated content may be incorrect."/>
+          <wp:inline distT="0" distB="0" distL="0" distR="0" wp14:anchorId="084F0608" wp14:editId="1BB0C6A1">
+            <wp:extent cx="2094088" cy="1570567"/>
+            <wp:effectExtent l="0" t="5080" r="0" b="0"/>
+            <wp:docPr id="900235862" name="Picture 15"/>
             <wp:cNvGraphicFramePr>
               <a:graphicFrameLocks xmlns:a="http://schemas.openxmlformats.org/drawingml/2006/main" noChangeAspect="1"/>
             </wp:cNvGraphicFramePr>
@@ -1853,7 +1862,7 @@
               <a:graphicData uri="http://schemas.openxmlformats.org/drawingml/2006/picture">
                 <pic:pic xmlns:pic="http://schemas.openxmlformats.org/drawingml/2006/picture">
                   <pic:nvPicPr>
-                    <pic:cNvPr id="167431247" name="Picture 8" descr="A drawing on a white paper&#10;&#10;AI-generated content may be incorrect."/>
+                    <pic:cNvPr id="900235862" name="Picture 900235862"/>
                     <pic:cNvPicPr/>
                   </pic:nvPicPr>
                   <pic:blipFill>
@@ -1871,7 +1880,7 @@
                   <pic:spPr>
                     <a:xfrm rot="5400000">
                       <a:off x="0" y="0"/>
-                      <a:ext cx="1720416" cy="1290312"/>
+                      <a:ext cx="2117011" cy="1587760"/>
                     </a:xfrm>
                     <a:prstGeom prst="rect">
                       <a:avLst/>
@@ -1887,19 +1896,22 @@
         <w:rPr>
           <w:rFonts w:ascii="Times New Roman" w:eastAsia="Times New Roman" w:hAnsi="Times New Roman" w:cs="Times New Roman"/>
           <w:kern w:val="0"/>
-          <w14:ligatures w14:val="none"/>
-        </w:rPr>
-        <w:t xml:space="preserve"> </w:t>
-      </w:r>
-      <w:r>
-        <w:rPr>
-          <w:rFonts w:ascii="Times New Roman" w:eastAsia="Times New Roman" w:hAnsi="Times New Roman" w:cs="Times New Roman"/>
-          <w:kern w:val="0"/>
           <w:u w:val="single"/>
           <w14:ligatures w14:val="none"/>
         </w:rPr>
-        <w:t>Image of art he made</w:t>
-      </w:r>
+        <w:t xml:space="preserve">Gaming Setup for </w:t>
+      </w:r>
+      <w:proofErr w:type="spellStart"/>
+      <w:r>
+        <w:rPr>
+          <w:rFonts w:ascii="Times New Roman" w:eastAsia="Times New Roman" w:hAnsi="Times New Roman" w:cs="Times New Roman"/>
+          <w:kern w:val="0"/>
+          <w:u w:val="single"/>
+          <w14:ligatures w14:val="none"/>
+        </w:rPr>
+        <w:t>DnD</w:t>
+      </w:r>
+      <w:proofErr w:type="spellEnd"/>
     </w:p>
     <w:p>
       <w:pPr>
